--- a/Референс/Инструкция техника CLC.docx
+++ b/Референс/Инструкция техника CLC.docx
@@ -2126,6 +2126,14 @@
         <w:pStyle w:val="ListBullet"/>
       </w:pPr>
       <w:r>
+        <w:t>«Eye Symbol reed» — историческое название: физически это ИК-датчик, который видит собранный пазл внутри чемодана. Зелёная плашка = датчик сработал.</w:t>
+      </w:r>
+    </w:p>
+    <w:p>
+      <w:pPr>
+        <w:pStyle w:val="ListBullet"/>
+      </w:pPr>
+      <w:r>
         <w:t>Электрозамок: «Open lock».</w:t>
       </w:r>
     </w:p>
@@ -3753,6 +3761,14 @@
         <w:pStyle w:val="ListBullet"/>
       </w:pPr>
       <w:r>
+        <w:t>ИК-датчик сборки пазла в Чемоданах — если регулятор чувствительности на самом датчике выкручен высоко, он видит стенку чемодана и «срабатывает» ещё до сборки пазла: этап засчитывается сам. Проверять при каждой приёмке.</w:t>
+      </w:r>
+    </w:p>
+    <w:p>
+      <w:pPr>
+        <w:pStyle w:val="ListBullet"/>
+      </w:pPr>
+      <w:r>
         <w:t>DIAG Mega доступен ТОЛЬКО в level=0 (до Start) — включать во время игры нельзя.</w:t>
       </w:r>
     </w:p>
@@ -3972,6 +3988,62 @@
           <w:sz w:val="22"/>
         </w:rPr>
         <w:t>На плате DMC_bottom (Basket) подписи разъёмов LED/SH1/SH2 НЕ совпадают с функцией: LED → Mine Door lock, SH1 → Solenoid, SH2 → Basket Door lock. Подключать строго по факту, не доверять шелкографии.</w:t>
+      </w:r>
+    </w:p>
+    <w:p>
+      <w:pPr>
+        <w:pStyle w:val="Heading3"/>
+      </w:pPr>
+      <w:r>
+        <w:t>Датчики (ИК-датчики, герконы)</w:t>
+      </w:r>
+    </w:p>
+    <w:p>
+      <w:pPr>
+        <w:pStyle w:val="ListBullet"/>
+      </w:pPr>
+      <w:r>
+        <w:t>ИК-датчик «сработал и не отпускает» (плашка в диагностике или в мониторе датчиков горит постоянно, этап засчитывается сам): в первую очередь — регулятор чувствительности на самом модуле датчика, а не замена детали. Выкрученный на максимум датчик видит стенку корпуса. Убавить подстроечник и проверить снова.</w:t>
+      </w:r>
+    </w:p>
+    <w:p>
+      <w:pPr>
+        <w:pStyle w:val="ListBullet"/>
+      </w:pPr>
+      <w:r>
+        <w:t>Проверка за 10 секунд: вынуть датчик из посадочного места и держать в руке, направив в пустоту (метр без препятствий). Отпустило — дело в чувствительности или в геометрии установки, датчик и плата исправны.</w:t>
+      </w:r>
+    </w:p>
+    <w:p>
+      <w:pPr>
+        <w:pStyle w:val="ListBullet"/>
+      </w:pPr>
+      <w:r>
+        <w:t>Если регулятор не помог. Вынуть коннектор датчика: плашка вернулась в норму — плата исправна, дальше её не трогать. Затем воткнуть датчик обратно и померить напряжение на сигнальном контакте относительно земли. Около 0,1 В — это напряжение насыщения открытого транзистора: датчик активно тянет линию вниз, то есть считает, что сработал. Обрыв дал бы напряжение подтяжки (3,3 В), короткое замыкание — чистый ноль. Различать по величине, а не по факту нуля.</w:t>
+      </w:r>
+    </w:p>
+    <w:p>
+      <w:pPr>
+        <w:pStyle w:val="ListBullet"/>
+      </w:pPr>
+      <w:r>
+        <w:t>Остаточные причины после этого: не тот тип выхода (нормально замкнутый вместо нормально разомкнутого — тогда логика ровно перевёрнута, проверяется перекрытием луча рукой) или недостаточное питание модуля (плата даёт 3,3 В, а барьерные ИК обычно хотят 5–12 В и при недопитании держат выход в нуле).</w:t>
+      </w:r>
+    </w:p>
+    <w:p>
+      <w:pPr>
+        <w:pStyle w:val="ListBullet"/>
+      </w:pPr>
+      <w:r>
+        <w:t>Гнездо IR на плате Чемоданов: контакты идут GND / +3,3 В / сигнал, питание именно 3,3 вольта. У большинства покупных ИК-модулей порядок проводов другой, и воткнутый «как лежит» шлейф сажает землю датчика на сигнальный контакт — симптом тот же вечный ноль. Прозванивать, не доверять цвету провода. Средний контакт (питание) на землю не коротить.</w:t>
+      </w:r>
+    </w:p>
+    <w:p>
+      <w:pPr>
+        <w:pStyle w:val="ListBullet"/>
+      </w:pPr>
+      <w:r>
+        <w:t>Геркон, обратная ситуация: плашка не реагирует вообще. Первое, что проверять, — есть ли магнит на подвижной части. На CLC4 дверь башни Цербера не засчитывалась именно поэтому, магнита на двери просто не было.</w:t>
       </w:r>
     </w:p>
     <w:p>
